--- a/output/your-singleness/Your_Singleness_Is_Not_A_Spiritual_Problem.docx
+++ b/output/your-singleness/Your_Singleness_Is_Not_A_Spiritual_Problem.docx
@@ -32,7 +32,7 @@
           <w:color w:val="2563EB"/>
           <w:sz w:val="28"/>
         </w:rPr>
-        <w:t xml:space="preserve">For the African woman told there's a spiritual reason she isn't married. Keep your faith. Stop paying for the diagnosis.</w:t>
+        <w:t xml:space="preserve">You were told there's a spiritual reason you're not married. Keep your faith. Stop paying for the diagnosis.</w:t>
       </w:r>
     </w:p>
     <w:p/>
